--- a/reports/2026-10-28_GEO/Fragen_Rankings_Wettbewerb.docx
+++ b/reports/2026-10-28_GEO/Fragen_Rankings_Wettbewerb.docx
@@ -5375,7 +5375,7 @@
           <w:sz w:val="20"/>
           <w:szCs w:val="20"/>
         </w:rPr>
-        <w:t xml:space="preserve"> Eckada und PageCompliance liegen vorn, vor Dr. Kaske, AppCore und dem HWG Check von leema. Caidera kommt nicht vor. Nur bei Perplexity tauchen auf: Regly, Cape.io, Improvado, Typetone, Consileon, KI Marketing Studio, Behr’s Digital Health &amp; Nutrition Claims, ClaimGuard, Supplement-Check.eu.</w:t>
+        <w:t xml:space="preserve"> Eckada und PageCompliance liegen vorn, vor Dr. Kaske, AppCore und dem HWG Check von leema. Caidera kommt nicht vor. Nur bei Perplexity tauchen auf: Regly, Cape.io, Improvado, Typetone, Consileon, KI Marketing Studio, Behr’s Digital Health &amp; Nutrition Claims, ClaimGuard, Supplement-Check.eu. ClaimGuard ist laut Plan v1 der englische Name von smugos HWG-Wächter, also kein eigener Wettbewerber.</w:t>
       </w:r>
     </w:p>
     <w:p>
@@ -11975,7 +11975,7 @@
                 <w:sz w:val="14"/>
                 <w:szCs w:val="14"/>
               </w:rPr>
-              <w:t xml:space="preserve">smugo („HWG-Wächter“)</w:t>
+              <w:t xml:space="preserve">smugo („HWG-Wächter“, englisch „ClaimGuard“)</w:t>
             </w:r>
           </w:p>
         </w:tc>
